--- a/docs/Lana-Food-UI-Design-System.docx
+++ b/docs/Lana-Food-UI-Design-System.docx
@@ -21700,7 +21700,7 @@
                 <w:szCs w:val="19"/>
                 <w:rtl w:val="0"/>
               </w:rPr>
-              <w:t xml:space="preserve">Logo (links home) · Nav (Home, Menu▾, Catering, Frozen Foods, About, Reviews, Contact) · Search icon · EN|RU switch · Contact Us button — all in one sticky bar</w:t>
+              <w:t xml:space="preserve">Logo (links home) · Nav (Home, Menu▾, Catering, About, Reviews, Contact) · Search icon · EN|RU switch · Contact Us button — all in one sticky bar</w:t>
             </w:r>
             <w:r>
               <w:rPr>
@@ -22008,6 +22008,14 @@
             </w:r>
             <w:r>
               <w:rPr>
+                <w:sz w:val="19"/>
+                <w:szCs w:val="19"/>
+                <w:rtl w:val="0"/>
+              </w:rPr>
+              <w:t xml:space="preserve"> / Gastroboxes</w:t>
+            </w:r>
+            <w:r>
+              <w:rPr>
                 <w:rtl w:val="0"/>
               </w:rPr>
             </w:r>
@@ -22156,7 +22164,29 @@
                 <w:szCs w:val="19"/>
                 <w:rtl w:val="0"/>
               </w:rPr>
-              <w:t xml:space="preserve">Holiday · Everyday · Kids' (Menu page); sticky under header on scroll</w:t>
+              <w:t xml:space="preserve">Holiday · Everyday · Kids' </w:t>
+            </w:r>
+            <w:r>
+              <w:rPr>
+                <w:sz w:val="19"/>
+                <w:szCs w:val="19"/>
+                <w:rtl w:val="0"/>
+              </w:rPr>
+              <w:t xml:space="preserve"> · Gastroboxes </w:t>
+            </w:r>
+            <w:r>
+              <w:rPr>
+                <w:rFonts w:ascii="Calibri" w:cs="Calibri" w:eastAsia="Calibri" w:hAnsi="Calibri"/>
+                <w:b w:val="0"/>
+                <w:bCs w:val="0"/>
+                <w:i w:val="0"/>
+                <w:iCs w:val="0"/>
+                <w:color w:val="2b211c"/>
+                <w:sz w:val="19"/>
+                <w:szCs w:val="19"/>
+                <w:rtl w:val="0"/>
+              </w:rPr>
+              <w:t xml:space="preserve">(Menu page); sticky under header on scroll</w:t>
             </w:r>
             <w:r>
               <w:rPr>
@@ -33734,7 +33764,32 @@
           <w:vertAlign w:val="baseline"/>
           <w:rtl w:val="0"/>
         </w:rPr>
-        <w:t xml:space="preserve">App Router route structure should mirror the IA sitemap directly: /menu, /menu/kids, /menu/holiday, /catering, /frozen, /about, /reviews, /contact — one folder per IA page, no renaming.</w:t>
+        <w:t xml:space="preserve">App Router route structure should mirror the IA sitemap directly: /menu, /menu/kids, /menu/holiday, </w:t>
+      </w:r>
+      <w:r>
+        <w:rPr>
+          <w:rtl w:val="0"/>
+        </w:rPr>
+        <w:t xml:space="preserve">/menu/gastroboxes, </w:t>
+      </w:r>
+      <w:r>
+        <w:rPr>
+          <w:rFonts w:ascii="Calibri" w:cs="Calibri" w:eastAsia="Calibri" w:hAnsi="Calibri"/>
+          <w:b w:val="0"/>
+          <w:bCs w:val="0"/>
+          <w:i w:val="0"/>
+          <w:iCs w:val="0"/>
+          <w:smallCaps w:val="0"/>
+          <w:strike w:val="0"/>
+          <w:color w:val="2b211c"/>
+          <w:sz w:val="21"/>
+          <w:szCs w:val="21"/>
+          <w:u w:val="none"/>
+          <w:shd w:fill="auto" w:val="clear"/>
+          <w:vertAlign w:val="baseline"/>
+          <w:rtl w:val="0"/>
+        </w:rPr>
+        <w:t xml:space="preserve">/catering, /frozen, /about, /reviews, /contact — one folder per IA page, no renaming.</w:t>
       </w:r>
     </w:p>
     <w:p>
